--- a/4. RESULTADOS/01_descriptivos_y_contexto/Estimacion/T13_resultados_exploratorios.docx
+++ b/4. RESULTADOS/01_descriptivos_y_contexto/Estimacion/T13_resultados_exploratorios.docx
@@ -712,7 +712,7 @@
                 <w:szCs w:val="22"/>
                 <w:color w:val="000000"/>
               </w:rPr>
-              <w:t xml:space="preserve">1.3816</w:t>
+              <w:t xml:space="preserve">-3.4527</w:t>
             </w:r>
           </w:p>
         </w:tc>
@@ -767,7 +767,7 @@
                 <w:szCs w:val="22"/>
                 <w:color w:val="000000"/>
               </w:rPr>
-              <w:t xml:space="preserve">1.0391</w:t>
+              <w:t xml:space="preserve">1.0237</w:t>
             </w:r>
           </w:p>
         </w:tc>
@@ -822,7 +822,7 @@
                 <w:szCs w:val="22"/>
                 <w:color w:val="000000"/>
               </w:rPr>
-              <w:t xml:space="preserve">0.1837</w:t>
+              <w:t xml:space="preserve">0.0007</w:t>
             </w:r>
           </w:p>
         </w:tc>
@@ -877,7 +877,7 @@
                 <w:szCs w:val="22"/>
                 <w:color w:val="000000"/>
               </w:rPr>
-              <w:t xml:space="preserve"/>
+              <w:t xml:space="preserve">***</w:t>
             </w:r>
           </w:p>
         </w:tc>
@@ -932,7 +932,7 @@
                 <w:szCs w:val="22"/>
                 <w:color w:val="000000"/>
               </w:rPr>
-              <w:t xml:space="preserve">-0.6551</w:t>
+              <w:t xml:space="preserve">-5.4590</w:t>
             </w:r>
           </w:p>
         </w:tc>
@@ -987,7 +987,7 @@
                 <w:szCs w:val="22"/>
                 <w:color w:val="000000"/>
               </w:rPr>
-              <w:t xml:space="preserve">3.4183</w:t>
+              <w:t xml:space="preserve">-1.4463</w:t>
             </w:r>
           </w:p>
         </w:tc>
@@ -1267,7 +1267,7 @@
                 <w:szCs w:val="22"/>
                 <w:color w:val="000000"/>
               </w:rPr>
-              <w:t xml:space="preserve">-3.0788</w:t>
+              <w:t xml:space="preserve">-3.9585</w:t>
             </w:r>
           </w:p>
         </w:tc>
@@ -1322,7 +1322,7 @@
                 <w:szCs w:val="22"/>
                 <w:color w:val="000000"/>
               </w:rPr>
-              <w:t xml:space="preserve">0.7981</w:t>
+              <w:t xml:space="preserve">0.8362</w:t>
             </w:r>
           </w:p>
         </w:tc>
@@ -1377,7 +1377,7 @@
                 <w:szCs w:val="22"/>
                 <w:color w:val="000000"/>
               </w:rPr>
-              <w:t xml:space="preserve">0.0001</w:t>
+              <w:t xml:space="preserve">0.0000</w:t>
             </w:r>
           </w:p>
         </w:tc>
@@ -1487,7 +1487,7 @@
                 <w:szCs w:val="22"/>
                 <w:color w:val="000000"/>
               </w:rPr>
-              <w:t xml:space="preserve">-4.6430</w:t>
+              <w:t xml:space="preserve">-5.5975</w:t>
             </w:r>
           </w:p>
         </w:tc>
@@ -1542,7 +1542,7 @@
                 <w:szCs w:val="22"/>
                 <w:color w:val="000000"/>
               </w:rPr>
-              <w:t xml:space="preserve">-1.5145</w:t>
+              <w:t xml:space="preserve">-2.3195</w:t>
             </w:r>
           </w:p>
         </w:tc>
@@ -1822,7 +1822,7 @@
                 <w:szCs w:val="22"/>
                 <w:color w:val="000000"/>
               </w:rPr>
-              <w:t xml:space="preserve">1.4916</w:t>
+              <w:t xml:space="preserve">1.6360</w:t>
             </w:r>
           </w:p>
         </w:tc>
@@ -1877,7 +1877,7 @@
                 <w:szCs w:val="22"/>
                 <w:color w:val="000000"/>
               </w:rPr>
-              <w:t xml:space="preserve">0.3497</w:t>
+              <w:t xml:space="preserve">0.3170</w:t>
             </w:r>
           </w:p>
         </w:tc>
@@ -2042,7 +2042,7 @@
                 <w:szCs w:val="22"/>
                 <w:color w:val="000000"/>
               </w:rPr>
-              <w:t xml:space="preserve">0.8061</w:t>
+              <w:t xml:space="preserve">1.0147</w:t>
             </w:r>
           </w:p>
         </w:tc>
@@ -2097,7 +2097,7 @@
                 <w:szCs w:val="22"/>
                 <w:color w:val="000000"/>
               </w:rPr>
-              <w:t xml:space="preserve">2.1771</w:t>
+              <w:t xml:space="preserve">2.2573</w:t>
             </w:r>
           </w:p>
         </w:tc>
@@ -2377,7 +2377,7 @@
                 <w:szCs w:val="22"/>
                 <w:color w:val="000000"/>
               </w:rPr>
-              <w:t xml:space="preserve">-0.0311</w:t>
+              <w:t xml:space="preserve">-0.0737</w:t>
             </w:r>
           </w:p>
         </w:tc>
@@ -2432,7 +2432,7 @@
                 <w:szCs w:val="22"/>
                 <w:color w:val="000000"/>
               </w:rPr>
-              <w:t xml:space="preserve">0.0105</w:t>
+              <w:t xml:space="preserve">0.0098</w:t>
             </w:r>
           </w:p>
         </w:tc>
@@ -2487,7 +2487,7 @@
                 <w:szCs w:val="22"/>
                 <w:color w:val="000000"/>
               </w:rPr>
-              <w:t xml:space="preserve">0.0031</w:t>
+              <w:t xml:space="preserve">0.0000</w:t>
             </w:r>
           </w:p>
         </w:tc>
@@ -2597,7 +2597,7 @@
                 <w:szCs w:val="22"/>
                 <w:color w:val="000000"/>
               </w:rPr>
-              <w:t xml:space="preserve">-0.0518</w:t>
+              <w:t xml:space="preserve">-0.0929</w:t>
             </w:r>
           </w:p>
         </w:tc>
@@ -2652,7 +2652,7 @@
                 <w:szCs w:val="22"/>
                 <w:color w:val="000000"/>
               </w:rPr>
-              <w:t xml:space="preserve">-0.0105</w:t>
+              <w:t xml:space="preserve">-0.0546</w:t>
             </w:r>
           </w:p>
         </w:tc>
